--- a/documents/Календарный_план_КР_ПЛИС.docx
+++ b/documents/Календарный_план_КР_ПЛИС.docx
@@ -878,7 +878,7 @@
       </w:tr>
       <w:tr>
         <w:trPr>
-          <w:trHeight w:hRule="exact" w:val="1271"/>
+          <w:trHeight w:hRule="exact" w:val="1127"/>
           <w:jc w:val="center"/>
         </w:trPr>
         <w:tc>
@@ -1072,7 +1072,7 @@
       </w:tr>
       <w:tr>
         <w:trPr>
-          <w:trHeight w:hRule="exact" w:val="879"/>
+          <w:trHeight w:hRule="exact" w:val="735"/>
           <w:jc w:val="center"/>
         </w:trPr>
         <w:tc>
@@ -1263,7 +1263,7 @@
       </w:tr>
       <w:tr>
         <w:trPr>
-          <w:trHeight w:hRule="exact" w:val="849"/>
+          <w:trHeight w:hRule="exact" w:val="705"/>
           <w:jc w:val="center"/>
         </w:trPr>
         <w:tc>
@@ -1454,7 +1454,7 @@
       </w:tr>
       <w:tr>
         <w:trPr>
-          <w:trHeight w:hRule="exact" w:val="849"/>
+          <w:trHeight w:hRule="exact" w:val="705"/>
           <w:jc w:val="center"/>
         </w:trPr>
         <w:tc>
@@ -1645,7 +1645,7 @@
       </w:tr>
       <w:tr>
         <w:trPr>
-          <w:trHeight w:hRule="exact" w:val="849"/>
+          <w:trHeight w:hRule="exact" w:val="705"/>
           <w:jc w:val="center"/>
         </w:trPr>
         <w:tc>
@@ -1897,6 +1897,197 @@
                 <w:lang w:val="ru-RU"/>
               </w:rPr>
               <w:t xml:space="preserve"> </w:t>
+            </w:r>
+          </w:p>
+        </w:tc>
+        <w:tc>
+          <w:tcPr>
+            <w:tcW w:w="425" w:type="dxa"/>
+          </w:tcPr>
+          <w:p>
+            <w:pPr>
+              <w:rPr>
+                <w:lang w:val="ru-RU"/>
+              </w:rPr>
+            </w:pPr>
+          </w:p>
+        </w:tc>
+        <w:tc>
+          <w:tcPr>
+            <w:tcW w:w="1985" w:type="dxa"/>
+            <w:tcBorders>
+              <w:bottom w:val="single" w:sz="4" w:space="0" w:color="auto"/>
+            </w:tcBorders>
+          </w:tcPr>
+          <w:p>
+            <w:pPr>
+              <w:rPr>
+                <w:lang w:val="ru-RU"/>
+              </w:rPr>
+            </w:pPr>
+          </w:p>
+        </w:tc>
+        <w:tc>
+          <w:tcPr>
+            <w:tcW w:w="283" w:type="dxa"/>
+          </w:tcPr>
+          <w:p>
+            <w:pPr>
+              <w:rPr>
+                <w:lang w:val="ru-RU"/>
+              </w:rPr>
+            </w:pPr>
+          </w:p>
+        </w:tc>
+        <w:tc>
+          <w:tcPr>
+            <w:tcW w:w="1983" w:type="dxa"/>
+            <w:tcBorders>
+              <w:bottom w:val="single" w:sz="4" w:space="0" w:color="auto"/>
+            </w:tcBorders>
+            <w:vAlign w:val="bottom"/>
+          </w:tcPr>
+          <w:p>
+            <w:pPr>
+              <w:jc w:val="center"/>
+              <w:rPr>
+                <w:lang w:val="ru-RU"/>
+              </w:rPr>
+            </w:pPr>
+            <w:r>
+              <w:rPr>
+                <w:lang w:val="ru-RU"/>
+              </w:rPr>
+              <w:t>Сергеева А.</w:t>
+            </w:r>
+            <w:r>
+              <w:rPr>
+                <w:lang w:val="ru-RU"/>
+              </w:rPr>
+              <w:t>А</w:t>
+            </w:r>
+            <w:r>
+              <w:rPr>
+                <w:lang w:val="ru-RU"/>
+              </w:rPr>
+              <w:t>.</w:t>
+            </w:r>
+          </w:p>
+        </w:tc>
+      </w:tr>
+      <w:tr>
+        <w:tc>
+          <w:tcPr>
+            <w:tcW w:w="4678" w:type="dxa"/>
+          </w:tcPr>
+          <w:p>
+            <w:pPr>
+              <w:rPr>
+                <w:sz w:val="20"/>
+                <w:szCs w:val="20"/>
+                <w:lang w:val="ru-RU"/>
+              </w:rPr>
+            </w:pPr>
+          </w:p>
+        </w:tc>
+        <w:tc>
+          <w:tcPr>
+            <w:tcW w:w="425" w:type="dxa"/>
+          </w:tcPr>
+          <w:p>
+            <w:pPr>
+              <w:rPr>
+                <w:sz w:val="20"/>
+                <w:szCs w:val="20"/>
+                <w:lang w:val="ru-RU"/>
+              </w:rPr>
+            </w:pPr>
+          </w:p>
+        </w:tc>
+        <w:tc>
+          <w:tcPr>
+            <w:tcW w:w="1985" w:type="dxa"/>
+            <w:tcBorders>
+              <w:top w:val="single" w:sz="4" w:space="0" w:color="auto"/>
+            </w:tcBorders>
+          </w:tcPr>
+          <w:p>
+            <w:pPr>
+              <w:jc w:val="center"/>
+              <w:rPr>
+                <w:sz w:val="16"/>
+                <w:szCs w:val="16"/>
+                <w:lang w:val="ru-RU"/>
+              </w:rPr>
+            </w:pPr>
+            <w:r>
+              <w:rPr>
+                <w:sz w:val="16"/>
+                <w:szCs w:val="16"/>
+                <w:lang w:val="ru-RU"/>
+              </w:rPr>
+              <w:t>(подпись, дата)</w:t>
+            </w:r>
+          </w:p>
+        </w:tc>
+        <w:tc>
+          <w:tcPr>
+            <w:tcW w:w="283" w:type="dxa"/>
+          </w:tcPr>
+          <w:p>
+            <w:pPr>
+              <w:rPr>
+                <w:sz w:val="16"/>
+                <w:szCs w:val="16"/>
+                <w:lang w:val="ru-RU"/>
+              </w:rPr>
+            </w:pPr>
+          </w:p>
+        </w:tc>
+        <w:tc>
+          <w:tcPr>
+            <w:tcW w:w="1983" w:type="dxa"/>
+            <w:tcBorders>
+              <w:top w:val="single" w:sz="4" w:space="0" w:color="auto"/>
+            </w:tcBorders>
+          </w:tcPr>
+          <w:p>
+            <w:pPr>
+              <w:jc w:val="center"/>
+              <w:rPr>
+                <w:sz w:val="16"/>
+                <w:szCs w:val="16"/>
+                <w:lang w:val="ru-RU"/>
+              </w:rPr>
+            </w:pPr>
+            <w:r>
+              <w:rPr>
+                <w:sz w:val="16"/>
+                <w:szCs w:val="16"/>
+                <w:lang w:val="ru-RU"/>
+              </w:rPr>
+              <w:t>(И.О. Фамилия)</w:t>
+            </w:r>
+          </w:p>
+        </w:tc>
+      </w:tr>
+      <w:tr>
+        <w:tc>
+          <w:tcPr>
+            <w:tcW w:w="4678" w:type="dxa"/>
+          </w:tcPr>
+          <w:p>
+            <w:pPr>
+              <w:rPr>
+                <w:lang w:val="ru-RU"/>
+              </w:rPr>
+            </w:pPr>
+            <w:r>
+              <w:rPr>
+                <w:b/>
+                <w:lang w:val="ru-RU"/>
+              </w:rPr>
+              <w:t>Ассистент курсового проекта</w:t>
             </w:r>
           </w:p>
         </w:tc>
